--- a/docs/business/TGP-BUS-03 Non-Functional Requirements.docx
+++ b/docs/business/TGP-BUS-03 Non-Functional Requirements.docx
@@ -401,7 +401,7 @@
                                 <w:bCs/>
                                 <w:color w:val="1D74BA"/>
                               </w:rPr>
-                              <w:t xml:space="preserve">07 October 2026</w:t>
+                              <w:t xml:space="preserve">08 October 2026</w:t>
                             </w:r>
                           </w:p>
                         </w:txbxContent>
@@ -1721,7 +1721,7 @@
             <w:noProof/>
             <w:webHidden/>
           </w:rPr>
-          <w:t>12</w:t>
+          <w:t>13</w:t>
         </w:r>
         <w:r>
           <w:rPr>
@@ -1855,7 +1855,7 @@
             <w:noProof/>
             <w:webHidden/>
           </w:rPr>
-          <w:t>13</w:t>
+          <w:t>14</w:t>
         </w:r>
         <w:r>
           <w:rPr>
@@ -2056,7 +2056,7 @@
             <w:noProof/>
             <w:webHidden/>
           </w:rPr>
-          <w:t>15</w:t>
+          <w:t>16</w:t>
         </w:r>
         <w:r>
           <w:rPr>
@@ -2650,7 +2650,7 @@
                 <w:sz w:val="16"/>
                 <w:szCs w:val="16"/>
               </w:rPr>
-              <w:t xml:space="preserve">07/10/2026</w:t>
+              <w:t xml:space="preserve">08/10/2026</w:t>
             </w:r>
           </w:p>
         </w:tc>
@@ -2896,8 +2896,8 @@
         <w:tblLook w:val="04A0" w:firstRow="1" w:lastRow="0" w:firstColumn="0" w:lastColumn="0" w:noHBand="0" w:noVBand="1"/>
       </w:tblPr>
       <w:tblGrid>
-        <w:gridCol w:w="2044"/>
-        <w:gridCol w:w="6983"/>
+        <w:gridCol w:w="2046"/>
+        <w:gridCol w:w="6981"/>
       </w:tblGrid>
       <w:tr>
         <w:trPr>
@@ -2907,7 +2907,7 @@
         </w:trPr>
         <w:tc>
           <w:tcPr>
-            <w:tcW w:w="2044" w:type="dxa"/>
+            <w:tcW w:w="2046" w:type="dxa"/>
             <w:shd w:val="clear" w:color="auto" w:fill="0F4761"/>
             <w:vAlign w:val="center"/>
           </w:tcPr>
@@ -2938,7 +2938,7 @@
         </w:tc>
         <w:tc>
           <w:tcPr>
-            <w:tcW w:w="6983" w:type="dxa"/>
+            <w:tcW w:w="6981" w:type="dxa"/>
             <w:shd w:val="clear" w:color="auto" w:fill="0F4761"/>
             <w:vAlign w:val="center"/>
           </w:tcPr>
@@ -2975,7 +2975,7 @@
         </w:trPr>
         <w:tc>
           <w:tcPr>
-            <w:tcW w:w="2044" w:type="dxa"/>
+            <w:tcW w:w="2046" w:type="dxa"/>
             <w:vAlign w:val="top"/>
           </w:tcPr>
           <w:p>
@@ -3001,7 +3001,7 @@
         </w:tc>
         <w:tc>
           <w:tcPr>
-            <w:tcW w:w="6983" w:type="dxa"/>
+            <w:tcW w:w="6981" w:type="dxa"/>
             <w:vAlign w:val="top"/>
           </w:tcPr>
           <w:p>
@@ -3033,7 +3033,7 @@
         </w:trPr>
         <w:tc>
           <w:tcPr>
-            <w:tcW w:w="2044" w:type="dxa"/>
+            <w:tcW w:w="2046" w:type="dxa"/>
             <w:vAlign w:val="top"/>
           </w:tcPr>
           <w:p>
@@ -3059,7 +3059,7 @@
         </w:tc>
         <w:tc>
           <w:tcPr>
-            <w:tcW w:w="6983" w:type="dxa"/>
+            <w:tcW w:w="6981" w:type="dxa"/>
             <w:vAlign w:val="top"/>
           </w:tcPr>
           <w:p>
@@ -3091,7 +3091,7 @@
         </w:trPr>
         <w:tc>
           <w:tcPr>
-            <w:tcW w:w="2044" w:type="dxa"/>
+            <w:tcW w:w="2046" w:type="dxa"/>
             <w:vAlign w:val="top"/>
           </w:tcPr>
           <w:p>
@@ -3117,7 +3117,7 @@
         </w:tc>
         <w:tc>
           <w:tcPr>
-            <w:tcW w:w="6983" w:type="dxa"/>
+            <w:tcW w:w="6981" w:type="dxa"/>
             <w:vAlign w:val="top"/>
           </w:tcPr>
           <w:p>
@@ -3149,7 +3149,7 @@
         </w:trPr>
         <w:tc>
           <w:tcPr>
-            <w:tcW w:w="2044" w:type="dxa"/>
+            <w:tcW w:w="2046" w:type="dxa"/>
             <w:vAlign w:val="top"/>
           </w:tcPr>
           <w:p>
@@ -3175,7 +3175,7 @@
         </w:tc>
         <w:tc>
           <w:tcPr>
-            <w:tcW w:w="6983" w:type="dxa"/>
+            <w:tcW w:w="6981" w:type="dxa"/>
             <w:vAlign w:val="top"/>
           </w:tcPr>
           <w:p>
@@ -3207,7 +3207,7 @@
         </w:trPr>
         <w:tc>
           <w:tcPr>
-            <w:tcW w:w="2044" w:type="dxa"/>
+            <w:tcW w:w="2046" w:type="dxa"/>
             <w:vAlign w:val="top"/>
           </w:tcPr>
           <w:p>
@@ -3233,7 +3233,7 @@
         </w:tc>
         <w:tc>
           <w:tcPr>
-            <w:tcW w:w="6983" w:type="dxa"/>
+            <w:tcW w:w="6981" w:type="dxa"/>
             <w:vAlign w:val="top"/>
           </w:tcPr>
           <w:p>
@@ -3265,7 +3265,7 @@
         </w:trPr>
         <w:tc>
           <w:tcPr>
-            <w:tcW w:w="2044" w:type="dxa"/>
+            <w:tcW w:w="2046" w:type="dxa"/>
             <w:vAlign w:val="top"/>
           </w:tcPr>
           <w:p>
@@ -3291,7 +3291,7 @@
         </w:tc>
         <w:tc>
           <w:tcPr>
-            <w:tcW w:w="6983" w:type="dxa"/>
+            <w:tcW w:w="6981" w:type="dxa"/>
             <w:vAlign w:val="top"/>
           </w:tcPr>
           <w:p>
@@ -3323,7 +3323,7 @@
         </w:trPr>
         <w:tc>
           <w:tcPr>
-            <w:tcW w:w="2044" w:type="dxa"/>
+            <w:tcW w:w="2046" w:type="dxa"/>
             <w:vAlign w:val="top"/>
           </w:tcPr>
           <w:p>
@@ -3349,7 +3349,7 @@
         </w:tc>
         <w:tc>
           <w:tcPr>
-            <w:tcW w:w="6983" w:type="dxa"/>
+            <w:tcW w:w="6981" w:type="dxa"/>
             <w:vAlign w:val="top"/>
           </w:tcPr>
           <w:p>
@@ -3381,7 +3381,7 @@
         </w:trPr>
         <w:tc>
           <w:tcPr>
-            <w:tcW w:w="2044" w:type="dxa"/>
+            <w:tcW w:w="2046" w:type="dxa"/>
             <w:vAlign w:val="top"/>
           </w:tcPr>
           <w:p>
@@ -3407,7 +3407,7 @@
         </w:tc>
         <w:tc>
           <w:tcPr>
-            <w:tcW w:w="6983" w:type="dxa"/>
+            <w:tcW w:w="6981" w:type="dxa"/>
             <w:vAlign w:val="top"/>
           </w:tcPr>
           <w:p>
@@ -3439,7 +3439,7 @@
         </w:trPr>
         <w:tc>
           <w:tcPr>
-            <w:tcW w:w="2044" w:type="dxa"/>
+            <w:tcW w:w="2046" w:type="dxa"/>
             <w:vAlign w:val="top"/>
           </w:tcPr>
           <w:p>
@@ -3465,7 +3465,7 @@
         </w:tc>
         <w:tc>
           <w:tcPr>
-            <w:tcW w:w="6983" w:type="dxa"/>
+            <w:tcW w:w="6981" w:type="dxa"/>
             <w:vAlign w:val="top"/>
           </w:tcPr>
           <w:p>
@@ -3497,7 +3497,7 @@
         </w:trPr>
         <w:tc>
           <w:tcPr>
-            <w:tcW w:w="2044" w:type="dxa"/>
+            <w:tcW w:w="2046" w:type="dxa"/>
             <w:vAlign w:val="top"/>
           </w:tcPr>
           <w:p>
@@ -3523,7 +3523,7 @@
         </w:tc>
         <w:tc>
           <w:tcPr>
-            <w:tcW w:w="6983" w:type="dxa"/>
+            <w:tcW w:w="6981" w:type="dxa"/>
             <w:vAlign w:val="top"/>
           </w:tcPr>
           <w:p>
@@ -3555,7 +3555,7 @@
         </w:trPr>
         <w:tc>
           <w:tcPr>
-            <w:tcW w:w="2044" w:type="dxa"/>
+            <w:tcW w:w="2046" w:type="dxa"/>
             <w:vAlign w:val="top"/>
           </w:tcPr>
           <w:p>
@@ -3581,7 +3581,7 @@
         </w:tc>
         <w:tc>
           <w:tcPr>
-            <w:tcW w:w="6983" w:type="dxa"/>
+            <w:tcW w:w="6981" w:type="dxa"/>
             <w:vAlign w:val="top"/>
           </w:tcPr>
           <w:p>
@@ -3613,7 +3613,7 @@
         </w:trPr>
         <w:tc>
           <w:tcPr>
-            <w:tcW w:w="2044" w:type="dxa"/>
+            <w:tcW w:w="2046" w:type="dxa"/>
             <w:vAlign w:val="top"/>
           </w:tcPr>
           <w:p>
@@ -3639,7 +3639,7 @@
         </w:tc>
         <w:tc>
           <w:tcPr>
-            <w:tcW w:w="6983" w:type="dxa"/>
+            <w:tcW w:w="6981" w:type="dxa"/>
             <w:vAlign w:val="top"/>
           </w:tcPr>
           <w:p>
@@ -3671,7 +3671,7 @@
         </w:trPr>
         <w:tc>
           <w:tcPr>
-            <w:tcW w:w="2044" w:type="dxa"/>
+            <w:tcW w:w="2046" w:type="dxa"/>
             <w:vAlign w:val="top"/>
           </w:tcPr>
           <w:p>
@@ -3697,7 +3697,7 @@
         </w:tc>
         <w:tc>
           <w:tcPr>
-            <w:tcW w:w="6983" w:type="dxa"/>
+            <w:tcW w:w="6981" w:type="dxa"/>
             <w:vAlign w:val="top"/>
           </w:tcPr>
           <w:p>
@@ -3729,7 +3729,7 @@
         </w:trPr>
         <w:tc>
           <w:tcPr>
-            <w:tcW w:w="2044" w:type="dxa"/>
+            <w:tcW w:w="2046" w:type="dxa"/>
             <w:vAlign w:val="top"/>
           </w:tcPr>
           <w:p>
@@ -3755,7 +3755,7 @@
         </w:tc>
         <w:tc>
           <w:tcPr>
-            <w:tcW w:w="6983" w:type="dxa"/>
+            <w:tcW w:w="6981" w:type="dxa"/>
             <w:vAlign w:val="top"/>
           </w:tcPr>
           <w:p>
@@ -3787,7 +3787,7 @@
         </w:trPr>
         <w:tc>
           <w:tcPr>
-            <w:tcW w:w="2044" w:type="dxa"/>
+            <w:tcW w:w="2046" w:type="dxa"/>
             <w:vAlign w:val="top"/>
           </w:tcPr>
           <w:p>
@@ -3813,7 +3813,7 @@
         </w:tc>
         <w:tc>
           <w:tcPr>
-            <w:tcW w:w="6983" w:type="dxa"/>
+            <w:tcW w:w="6981" w:type="dxa"/>
             <w:vAlign w:val="top"/>
           </w:tcPr>
           <w:p>
@@ -3845,7 +3845,7 @@
         </w:trPr>
         <w:tc>
           <w:tcPr>
-            <w:tcW w:w="2044" w:type="dxa"/>
+            <w:tcW w:w="2046" w:type="dxa"/>
             <w:vAlign w:val="top"/>
           </w:tcPr>
           <w:p>
@@ -3871,7 +3871,7 @@
         </w:tc>
         <w:tc>
           <w:tcPr>
-            <w:tcW w:w="6983" w:type="dxa"/>
+            <w:tcW w:w="6981" w:type="dxa"/>
             <w:vAlign w:val="top"/>
           </w:tcPr>
           <w:p>
@@ -3903,7 +3903,7 @@
         </w:trPr>
         <w:tc>
           <w:tcPr>
-            <w:tcW w:w="2044" w:type="dxa"/>
+            <w:tcW w:w="2046" w:type="dxa"/>
             <w:vAlign w:val="top"/>
           </w:tcPr>
           <w:p>
@@ -3929,7 +3929,7 @@
         </w:tc>
         <w:tc>
           <w:tcPr>
-            <w:tcW w:w="6983" w:type="dxa"/>
+            <w:tcW w:w="6981" w:type="dxa"/>
             <w:vAlign w:val="top"/>
           </w:tcPr>
           <w:p>
@@ -3961,7 +3961,7 @@
         </w:trPr>
         <w:tc>
           <w:tcPr>
-            <w:tcW w:w="2044" w:type="dxa"/>
+            <w:tcW w:w="2046" w:type="dxa"/>
             <w:vAlign w:val="top"/>
           </w:tcPr>
           <w:p>
@@ -3987,7 +3987,7 @@
         </w:tc>
         <w:tc>
           <w:tcPr>
-            <w:tcW w:w="6983" w:type="dxa"/>
+            <w:tcW w:w="6981" w:type="dxa"/>
             <w:vAlign w:val="top"/>
           </w:tcPr>
           <w:p>
@@ -4019,7 +4019,7 @@
         </w:trPr>
         <w:tc>
           <w:tcPr>
-            <w:tcW w:w="2044" w:type="dxa"/>
+            <w:tcW w:w="2046" w:type="dxa"/>
             <w:vAlign w:val="top"/>
           </w:tcPr>
           <w:p>
@@ -4045,7 +4045,7 @@
         </w:tc>
         <w:tc>
           <w:tcPr>
-            <w:tcW w:w="6983" w:type="dxa"/>
+            <w:tcW w:w="6981" w:type="dxa"/>
             <w:vAlign w:val="top"/>
           </w:tcPr>
           <w:p>
@@ -4077,7 +4077,7 @@
         </w:trPr>
         <w:tc>
           <w:tcPr>
-            <w:tcW w:w="2044" w:type="dxa"/>
+            <w:tcW w:w="2046" w:type="dxa"/>
             <w:vAlign w:val="top"/>
           </w:tcPr>
           <w:p>
@@ -4103,7 +4103,7 @@
         </w:tc>
         <w:tc>
           <w:tcPr>
-            <w:tcW w:w="6983" w:type="dxa"/>
+            <w:tcW w:w="6981" w:type="dxa"/>
             <w:vAlign w:val="top"/>
           </w:tcPr>
           <w:p>
@@ -4135,7 +4135,7 @@
         </w:trPr>
         <w:tc>
           <w:tcPr>
-            <w:tcW w:w="2044" w:type="dxa"/>
+            <w:tcW w:w="2046" w:type="dxa"/>
             <w:vAlign w:val="top"/>
           </w:tcPr>
           <w:p>
@@ -4161,7 +4161,7 @@
         </w:tc>
         <w:tc>
           <w:tcPr>
-            <w:tcW w:w="6983" w:type="dxa"/>
+            <w:tcW w:w="6981" w:type="dxa"/>
             <w:vAlign w:val="top"/>
           </w:tcPr>
           <w:p>
@@ -4193,7 +4193,7 @@
         </w:trPr>
         <w:tc>
           <w:tcPr>
-            <w:tcW w:w="2044" w:type="dxa"/>
+            <w:tcW w:w="2046" w:type="dxa"/>
             <w:vAlign w:val="top"/>
           </w:tcPr>
           <w:p>
@@ -4219,7 +4219,7 @@
         </w:tc>
         <w:tc>
           <w:tcPr>
-            <w:tcW w:w="6983" w:type="dxa"/>
+            <w:tcW w:w="6981" w:type="dxa"/>
             <w:vAlign w:val="top"/>
           </w:tcPr>
           <w:p>
@@ -4251,7 +4251,7 @@
         </w:trPr>
         <w:tc>
           <w:tcPr>
-            <w:tcW w:w="2044" w:type="dxa"/>
+            <w:tcW w:w="2046" w:type="dxa"/>
             <w:vAlign w:val="top"/>
           </w:tcPr>
           <w:p>
@@ -4271,13 +4271,13 @@
                 <w:sz w:val="16"/>
                 <w:szCs w:val="16"/>
               </w:rPr>
-              <w:t xml:space="preserve">SMS</w:t>
-            </w:r>
-          </w:p>
-        </w:tc>
-        <w:tc>
-          <w:tcPr>
-            <w:tcW w:w="6983" w:type="dxa"/>
+              <w:t xml:space="preserve">SHA</w:t>
+            </w:r>
+          </w:p>
+        </w:tc>
+        <w:tc>
+          <w:tcPr>
+            <w:tcW w:w="6981" w:type="dxa"/>
             <w:vAlign w:val="top"/>
           </w:tcPr>
           <w:p>
@@ -4297,7 +4297,7 @@
                 <w:sz w:val="16"/>
                 <w:szCs w:val="16"/>
               </w:rPr>
-              <w:t xml:space="preserve">Short message service</w:t>
+              <w:t xml:space="preserve">Secure Hash Algorithm</w:t>
             </w:r>
           </w:p>
         </w:tc>
@@ -4309,7 +4309,7 @@
         </w:trPr>
         <w:tc>
           <w:tcPr>
-            <w:tcW w:w="2044" w:type="dxa"/>
+            <w:tcW w:w="2046" w:type="dxa"/>
             <w:vAlign w:val="top"/>
           </w:tcPr>
           <w:p>
@@ -4329,13 +4329,13 @@
                 <w:sz w:val="16"/>
                 <w:szCs w:val="16"/>
               </w:rPr>
-              <w:t xml:space="preserve">SQL</w:t>
-            </w:r>
-          </w:p>
-        </w:tc>
-        <w:tc>
-          <w:tcPr>
-            <w:tcW w:w="6983" w:type="dxa"/>
+              <w:t xml:space="preserve">SMS</w:t>
+            </w:r>
+          </w:p>
+        </w:tc>
+        <w:tc>
+          <w:tcPr>
+            <w:tcW w:w="6981" w:type="dxa"/>
             <w:vAlign w:val="top"/>
           </w:tcPr>
           <w:p>
@@ -4355,7 +4355,7 @@
                 <w:sz w:val="16"/>
                 <w:szCs w:val="16"/>
               </w:rPr>
-              <w:t xml:space="preserve">Structured Query Language</w:t>
+              <w:t xml:space="preserve">Short message service</w:t>
             </w:r>
           </w:p>
         </w:tc>
@@ -4367,7 +4367,7 @@
         </w:trPr>
         <w:tc>
           <w:tcPr>
-            <w:tcW w:w="2044" w:type="dxa"/>
+            <w:tcW w:w="2046" w:type="dxa"/>
             <w:vAlign w:val="top"/>
           </w:tcPr>
           <w:p>
@@ -4387,13 +4387,13 @@
                 <w:sz w:val="16"/>
                 <w:szCs w:val="16"/>
               </w:rPr>
-              <w:t xml:space="preserve">TLS</w:t>
-            </w:r>
-          </w:p>
-        </w:tc>
-        <w:tc>
-          <w:tcPr>
-            <w:tcW w:w="6983" w:type="dxa"/>
+              <w:t xml:space="preserve">SQL</w:t>
+            </w:r>
+          </w:p>
+        </w:tc>
+        <w:tc>
+          <w:tcPr>
+            <w:tcW w:w="6981" w:type="dxa"/>
             <w:vAlign w:val="top"/>
           </w:tcPr>
           <w:p>
@@ -4413,7 +4413,7 @@
                 <w:sz w:val="16"/>
                 <w:szCs w:val="16"/>
               </w:rPr>
-              <w:t xml:space="preserve">Transport Layer Security</w:t>
+              <w:t xml:space="preserve">Structured Query Language</w:t>
             </w:r>
           </w:p>
         </w:tc>
@@ -4425,7 +4425,7 @@
         </w:trPr>
         <w:tc>
           <w:tcPr>
-            <w:tcW w:w="2044" w:type="dxa"/>
+            <w:tcW w:w="2046" w:type="dxa"/>
             <w:vAlign w:val="top"/>
           </w:tcPr>
           <w:p>
@@ -4445,13 +4445,13 @@
                 <w:sz w:val="16"/>
                 <w:szCs w:val="16"/>
               </w:rPr>
-              <w:t xml:space="preserve">TOTP</w:t>
-            </w:r>
-          </w:p>
-        </w:tc>
-        <w:tc>
-          <w:tcPr>
-            <w:tcW w:w="6983" w:type="dxa"/>
+              <w:t xml:space="preserve">TLS</w:t>
+            </w:r>
+          </w:p>
+        </w:tc>
+        <w:tc>
+          <w:tcPr>
+            <w:tcW w:w="6981" w:type="dxa"/>
             <w:vAlign w:val="top"/>
           </w:tcPr>
           <w:p>
@@ -4471,7 +4471,7 @@
                 <w:sz w:val="16"/>
                 <w:szCs w:val="16"/>
               </w:rPr>
-              <w:t xml:space="preserve">Time-based one-time password</w:t>
+              <w:t xml:space="preserve">Transport Layer Security</w:t>
             </w:r>
           </w:p>
         </w:tc>
@@ -4483,7 +4483,7 @@
         </w:trPr>
         <w:tc>
           <w:tcPr>
-            <w:tcW w:w="2044" w:type="dxa"/>
+            <w:tcW w:w="2046" w:type="dxa"/>
             <w:vAlign w:val="top"/>
           </w:tcPr>
           <w:p>
@@ -4503,13 +4503,13 @@
                 <w:sz w:val="16"/>
                 <w:szCs w:val="16"/>
               </w:rPr>
-              <w:t xml:space="preserve">UAT</w:t>
-            </w:r>
-          </w:p>
-        </w:tc>
-        <w:tc>
-          <w:tcPr>
-            <w:tcW w:w="6983" w:type="dxa"/>
+              <w:t xml:space="preserve">TOTP</w:t>
+            </w:r>
+          </w:p>
+        </w:tc>
+        <w:tc>
+          <w:tcPr>
+            <w:tcW w:w="6981" w:type="dxa"/>
             <w:vAlign w:val="top"/>
           </w:tcPr>
           <w:p>
@@ -4529,7 +4529,7 @@
                 <w:sz w:val="16"/>
                 <w:szCs w:val="16"/>
               </w:rPr>
-              <w:t xml:space="preserve">User acceptance testing</w:t>
+              <w:t xml:space="preserve">Time-based one-time password</w:t>
             </w:r>
           </w:p>
         </w:tc>
@@ -4541,7 +4541,7 @@
         </w:trPr>
         <w:tc>
           <w:tcPr>
-            <w:tcW w:w="2044" w:type="dxa"/>
+            <w:tcW w:w="2046" w:type="dxa"/>
             <w:vAlign w:val="top"/>
           </w:tcPr>
           <w:p>
@@ -4561,13 +4561,13 @@
                 <w:sz w:val="16"/>
                 <w:szCs w:val="16"/>
               </w:rPr>
-              <w:t xml:space="preserve">US</w:t>
-            </w:r>
-          </w:p>
-        </w:tc>
-        <w:tc>
-          <w:tcPr>
-            <w:tcW w:w="6983" w:type="dxa"/>
+              <w:t xml:space="preserve">UAT</w:t>
+            </w:r>
+          </w:p>
+        </w:tc>
+        <w:tc>
+          <w:tcPr>
+            <w:tcW w:w="6981" w:type="dxa"/>
             <w:vAlign w:val="top"/>
           </w:tcPr>
           <w:p>
@@ -4587,7 +4587,7 @@
                 <w:sz w:val="16"/>
                 <w:szCs w:val="16"/>
               </w:rPr>
-              <w:t xml:space="preserve">User story</w:t>
+              <w:t xml:space="preserve">User acceptance testing</w:t>
             </w:r>
           </w:p>
         </w:tc>
@@ -4599,7 +4599,7 @@
         </w:trPr>
         <w:tc>
           <w:tcPr>
-            <w:tcW w:w="2044" w:type="dxa"/>
+            <w:tcW w:w="2046" w:type="dxa"/>
             <w:vAlign w:val="top"/>
           </w:tcPr>
           <w:p>
@@ -4619,13 +4619,13 @@
                 <w:sz w:val="16"/>
                 <w:szCs w:val="16"/>
               </w:rPr>
-              <w:t xml:space="preserve">WAL</w:t>
-            </w:r>
-          </w:p>
-        </w:tc>
-        <w:tc>
-          <w:tcPr>
-            <w:tcW w:w="6983" w:type="dxa"/>
+              <w:t xml:space="preserve">US</w:t>
+            </w:r>
+          </w:p>
+        </w:tc>
+        <w:tc>
+          <w:tcPr>
+            <w:tcW w:w="6981" w:type="dxa"/>
             <w:vAlign w:val="top"/>
           </w:tcPr>
           <w:p>
@@ -4645,7 +4645,7 @@
                 <w:sz w:val="16"/>
                 <w:szCs w:val="16"/>
               </w:rPr>
-              <w:t xml:space="preserve">Write-ahead log</w:t>
+              <w:t xml:space="preserve">User story</w:t>
             </w:r>
           </w:p>
         </w:tc>
@@ -4657,7 +4657,7 @@
         </w:trPr>
         <w:tc>
           <w:tcPr>
-            <w:tcW w:w="2044" w:type="dxa"/>
+            <w:tcW w:w="2046" w:type="dxa"/>
             <w:vAlign w:val="top"/>
           </w:tcPr>
           <w:p>
@@ -4677,13 +4677,71 @@
                 <w:sz w:val="16"/>
                 <w:szCs w:val="16"/>
               </w:rPr>
+              <w:t xml:space="preserve">WAL</w:t>
+            </w:r>
+          </w:p>
+        </w:tc>
+        <w:tc>
+          <w:tcPr>
+            <w:tcW w:w="6981" w:type="dxa"/>
+            <w:vAlign w:val="top"/>
+          </w:tcPr>
+          <w:p>
+            <w:pPr>
+              <w:spacing w:before="60"/>
+              <w:rPr>
+                <w:rFonts w:ascii="Segoe UI" w:eastAsia="Arial" w:hAnsi="Segoe UI" w:cs="Segoe UI"/>
+                <w:color w:val="101820"/>
+                <w:sz w:val="16"/>
+                <w:szCs w:val="16"/>
+              </w:rPr>
+            </w:pPr>
+            <w:r>
+              <w:rPr>
+                <w:rFonts w:ascii="Segoe UI" w:eastAsia="Arial" w:hAnsi="Segoe UI" w:cs="Segoe UI"/>
+                <w:color w:val="101820"/>
+                <w:sz w:val="16"/>
+                <w:szCs w:val="16"/>
+              </w:rPr>
+              <w:t xml:space="preserve">Write-ahead log</w:t>
+            </w:r>
+          </w:p>
+        </w:tc>
+      </w:tr>
+      <w:tr>
+        <w:trPr>
+          <w:cantSplit/>
+          <w:trHeight w:val="449"/>
+        </w:trPr>
+        <w:tc>
+          <w:tcPr>
+            <w:tcW w:w="2046" w:type="dxa"/>
+            <w:vAlign w:val="top"/>
+          </w:tcPr>
+          <w:p>
+            <w:pPr>
+              <w:spacing w:before="60"/>
+              <w:rPr>
+                <w:rFonts w:ascii="Segoe UI" w:eastAsia="Arial" w:hAnsi="Segoe UI" w:cs="Segoe UI"/>
+                <w:color w:val="101820"/>
+                <w:sz w:val="16"/>
+                <w:szCs w:val="16"/>
+              </w:rPr>
+            </w:pPr>
+            <w:r>
+              <w:rPr>
+                <w:rFonts w:ascii="Segoe UI" w:eastAsia="Arial" w:hAnsi="Segoe UI" w:cs="Segoe UI"/>
+                <w:color w:val="101820"/>
+                <w:sz w:val="16"/>
+                <w:szCs w:val="16"/>
+              </w:rPr>
               <w:t xml:space="preserve">WCAG</w:t>
             </w:r>
           </w:p>
         </w:tc>
         <w:tc>
           <w:tcPr>
-            <w:tcW w:w="6983" w:type="dxa"/>
+            <w:tcW w:w="6981" w:type="dxa"/>
             <w:vAlign w:val="top"/>
           </w:tcPr>
           <w:p>
@@ -4759,7 +4817,7 @@
         <w:pStyle w:val="FirstParagraph"/>
       </w:pPr>
       <w:r>
-        <w:t xml:space="preserve">This document states how well the TASCO Growth Platform must perform: speed, capacity, availability, security, privacy, accessibility, recovery, maintainability and compliance. Each requirement has a measurable target, a verification method and its status on 7 October 2026.</w:t>
+        <w:t xml:space="preserve">This document states how well the TASCO Growth Platform must perform: speed, capacity, availability, security, privacy, accessibility, recovery, maintainability and compliance. Each requirement has a measurable target, a verification method and its build status.</w:t>
       </w:r>
     </w:p>
     <w:p>
@@ -5124,7 +5182,7 @@
         <w:pStyle w:val="BodyText"/>
       </w:pPr>
       <w:r>
-        <w:t xml:space="preserve">The current quality baseline is 255 automated tests (252 pass, 0 fail, 3 manual or roadmap scenarios), plus a separate PostgreSQL suite of 8 tests. Coverage is 99.41% of lines, 88.25% of branches and 97.12% of functions, with no lint errors. A load smoke test on a single instance on 7 October 2026 reached 337 requests per second with a 95th-percentile response time of 103 ms and no errors.</w:t>
+        <w:t xml:space="preserve">The current quality baseline is 271 automated tests (268 pass, 0 fail, 3 to-do for manual or roadmap scenarios), plus a separate PostgreSQL suite of 8 tests, all passing. Line coverage is above 99%, and there are no lint errors. TGP-QA-01 Test Strategy records the coverage figures of each build. A load smoke test on a single instance on 8 October 2026 reached 194 requests per second with a 95th-percentile response time of 210 ms and no errors.</w:t>
       </w:r>
     </w:p>
     <w:p>
@@ -8925,7 +8983,7 @@
               <w:jc w:val="left"/>
             </w:pPr>
             <w:r>
-              <w:t xml:space="preserve">Access (self-service and staff export) and erasure by anonymisation completed within 72 hours of a verified request; legal-retention exceptions documented</w:t>
+              <w:t xml:space="preserve">Every access or erasure request logged in the data-request register (FR-118) and answered within the response time in the service levels rule set, 72 hours from receipt, to be confirmed by TASCO legal. Identity verified before export or erasure; refusals, such as erasure while a policy is in force, carry a recorded reason</w:t>
             </w:r>
           </w:p>
         </w:tc>
@@ -8941,7 +8999,7 @@
               <w:jc w:val="left"/>
             </w:pPr>
             <w:r>
-              <w:t xml:space="preserve">Governance and functional tests (US-060, US-061)</w:t>
+              <w:t xml:space="preserve">Governance, API and functional tests (US-060, US-061, US-078); overdue count on the data-requests screen</w:t>
             </w:r>
           </w:p>
         </w:tc>
@@ -8957,7 +9015,7 @@
               <w:jc w:val="left"/>
             </w:pPr>
             <w:r>
-              <w:t xml:space="preserve">Built; the 72-hour handling is an operational process</w:t>
+              <w:t xml:space="preserve">Built: register, due times and overdue alerts; meeting the deadline is an operational duty of compliance</w:t>
             </w:r>
           </w:p>
         </w:tc>
@@ -9537,7 +9595,7 @@
               <w:jc w:val="left"/>
             </w:pPr>
             <w:r>
-              <w:t xml:space="preserve">Partial: formal audit after the redesign</w:t>
+              <w:t xml:space="preserve">Partial: review findings G-1 to G-4 fixed; automated scan in the build pipeline (G-5) planned (TGP-UX-02)</w:t>
             </w:r>
           </w:p>
         </w:tc>
@@ -9591,7 +9649,7 @@
               <w:jc w:val="left"/>
             </w:pPr>
             <w:r>
-              <w:t xml:space="preserve">Renew from a reminder in three taps or fewer after opening the link; median renewal 60 seconds or less</w:t>
+              <w:t xml:space="preserve">Quick renewal in three steps where the case allows it (FR-119); the full renewal flow in six steps; median renewal time 60 seconds or less</w:t>
             </w:r>
           </w:p>
         </w:tc>
@@ -9623,7 +9681,7 @@
               <w:jc w:val="left"/>
             </w:pPr>
             <w:r>
-              <w:t xml:space="preserve">Planned</w:t>
+              <w:t xml:space="preserve">Partial: both paths built; the median time is measured in usability testing and the pilot</w:t>
             </w:r>
           </w:p>
         </w:tc>
@@ -9871,7 +9929,7 @@
               <w:jc w:val="left"/>
             </w:pPr>
             <w:r>
-              <w:t xml:space="preserve">Partial: English help built; Vietnamese help text with the redesign</w:t>
+              <w:t xml:space="preserve">Built</w:t>
             </w:r>
           </w:p>
         </w:tc>
@@ -10530,7 +10588,7 @@
               <w:jc w:val="left"/>
             </w:pPr>
             <w:r>
-              <w:t xml:space="preserve">Built: 99.41% lines, 88.25% branches, 97.12% functions</w:t>
+              <w:t xml:space="preserve">Built: above 99% of lines (figures per build in TGP-QA-01)</w:t>
             </w:r>
           </w:p>
         </w:tc>
@@ -10783,7 +10841,7 @@
               <w:jc w:val="left"/>
             </w:pPr>
             <w:r>
-              <w:t xml:space="preserve">Built (80 routes)</w:t>
+              <w:t xml:space="preserve">Built (103 routes, 92 OpenAPI paths)</w:t>
             </w:r>
           </w:p>
         </w:tc>
@@ -14005,8 +14063,8 @@
       </w:tblPr>
       <w:tblGrid>
         <w:gridCol w:w="972"/>
-        <w:gridCol w:w="4827"/>
-        <w:gridCol w:w="2256"/>
+        <w:gridCol w:w="4822"/>
+        <w:gridCol w:w="2261"/>
         <w:gridCol w:w="972"/>
       </w:tblGrid>
       <w:tr>
@@ -14050,7 +14108,7 @@
         </w:tc>
         <w:tc>
           <w:tcPr>
-            <w:tcW w:w="4827" w:type="dxa"/>
+            <w:tcW w:w="4822" w:type="dxa"/>
             <w:shd w:val="clear" w:color="auto" w:fill="0F4761"/>
             <w:vAlign w:val="center"/>
           </w:tcPr>
@@ -14082,7 +14140,7 @@
         </w:tc>
         <w:tc>
           <w:tcPr>
-            <w:tcW w:w="2256" w:type="dxa"/>
+            <w:tcW w:w="2261" w:type="dxa"/>
             <w:shd w:val="clear" w:color="auto" w:fill="0F4761"/>
             <w:vAlign w:val="center"/>
           </w:tcPr>
@@ -14179,7 +14237,7 @@
         </w:tc>
         <w:tc>
           <w:tcPr>
-            <w:tcW w:w="4827" w:type="dxa"/>
+            <w:tcW w:w="4822" w:type="dxa"/>
             <w:vAlign w:val="top"/>
           </w:tcPr>
           <w:p>
@@ -14206,7 +14264,7 @@
         </w:tc>
         <w:tc>
           <w:tcPr>
-            <w:tcW w:w="2256" w:type="dxa"/>
+            <w:tcW w:w="2261" w:type="dxa"/>
             <w:vAlign w:val="top"/>
           </w:tcPr>
           <w:p>
@@ -14293,7 +14351,7 @@
         </w:tc>
         <w:tc>
           <w:tcPr>
-            <w:tcW w:w="4827" w:type="dxa"/>
+            <w:tcW w:w="4822" w:type="dxa"/>
             <w:vAlign w:val="top"/>
           </w:tcPr>
           <w:p>
@@ -14320,7 +14378,7 @@
         </w:tc>
         <w:tc>
           <w:tcPr>
-            <w:tcW w:w="2256" w:type="dxa"/>
+            <w:tcW w:w="2261" w:type="dxa"/>
             <w:vAlign w:val="top"/>
           </w:tcPr>
           <w:p>
@@ -14407,7 +14465,7 @@
         </w:tc>
         <w:tc>
           <w:tcPr>
-            <w:tcW w:w="4827" w:type="dxa"/>
+            <w:tcW w:w="4822" w:type="dxa"/>
             <w:vAlign w:val="top"/>
           </w:tcPr>
           <w:p>
@@ -14434,7 +14492,7 @@
         </w:tc>
         <w:tc>
           <w:tcPr>
-            <w:tcW w:w="2256" w:type="dxa"/>
+            <w:tcW w:w="2261" w:type="dxa"/>
             <w:vAlign w:val="top"/>
           </w:tcPr>
           <w:p>
@@ -14521,7 +14579,7 @@
         </w:tc>
         <w:tc>
           <w:tcPr>
-            <w:tcW w:w="4827" w:type="dxa"/>
+            <w:tcW w:w="4822" w:type="dxa"/>
             <w:vAlign w:val="top"/>
           </w:tcPr>
           <w:p>
@@ -14548,7 +14606,7 @@
         </w:tc>
         <w:tc>
           <w:tcPr>
-            <w:tcW w:w="2256" w:type="dxa"/>
+            <w:tcW w:w="2261" w:type="dxa"/>
             <w:vAlign w:val="top"/>
           </w:tcPr>
           <w:p>
@@ -14635,7 +14693,7 @@
         </w:tc>
         <w:tc>
           <w:tcPr>
-            <w:tcW w:w="4827" w:type="dxa"/>
+            <w:tcW w:w="4822" w:type="dxa"/>
             <w:vAlign w:val="top"/>
           </w:tcPr>
           <w:p>
@@ -14662,7 +14720,7 @@
         </w:tc>
         <w:tc>
           <w:tcPr>
-            <w:tcW w:w="2256" w:type="dxa"/>
+            <w:tcW w:w="2261" w:type="dxa"/>
             <w:vAlign w:val="top"/>
           </w:tcPr>
           <w:p>
@@ -14749,7 +14807,7 @@
         </w:tc>
         <w:tc>
           <w:tcPr>
-            <w:tcW w:w="4827" w:type="dxa"/>
+            <w:tcW w:w="4822" w:type="dxa"/>
             <w:vAlign w:val="top"/>
           </w:tcPr>
           <w:p>
@@ -14770,13 +14828,127 @@
                 <w:sz w:val="16"/>
                 <w:szCs w:val="16"/>
               </w:rPr>
+              <w:t xml:space="preserve">72-hour response time for data-subject requests confirmed (to be confirmed by TASCO legal)</w:t>
+            </w:r>
+          </w:p>
+        </w:tc>
+        <w:tc>
+          <w:tcPr>
+            <w:tcW w:w="2261" w:type="dxa"/>
+            <w:vAlign w:val="top"/>
+          </w:tcPr>
+          <w:p>
+            <w:pPr>
+              <w:spacing w:before="60"/>
+              <w:jc w:val="center"/>
+              <w:rPr>
+                <w:rFonts w:ascii="Segoe UI" w:eastAsia="Arial" w:hAnsi="Segoe UI" w:cs="Segoe UI"/>
+                <w:color w:val="101820"/>
+                <w:sz w:val="16"/>
+                <w:szCs w:val="16"/>
+              </w:rPr>
+            </w:pPr>
+            <w:r>
+              <w:rPr>
+                <w:rFonts w:ascii="Segoe UI" w:eastAsia="Arial" w:hAnsi="Segoe UI" w:cs="Segoe UI"/>
+                <w:color w:val="101820"/>
+                <w:sz w:val="16"/>
+                <w:szCs w:val="16"/>
+              </w:rPr>
+              <w:t xml:space="preserve">TASCO Legal and Compliance</w:t>
+            </w:r>
+          </w:p>
+        </w:tc>
+        <w:tc>
+          <w:tcPr>
+            <w:tcW w:w="972" w:type="dxa"/>
+            <w:vAlign w:val="top"/>
+          </w:tcPr>
+          <w:p>
+            <w:pPr>
+              <w:spacing w:before="60"/>
+              <w:jc w:val="center"/>
+              <w:rPr>
+                <w:rFonts w:ascii="Segoe UI" w:eastAsia="Arial" w:hAnsi="Segoe UI" w:cs="Segoe UI"/>
+                <w:color w:val="101820"/>
+                <w:sz w:val="16"/>
+                <w:szCs w:val="16"/>
+              </w:rPr>
+            </w:pPr>
+            <w:r>
+              <w:rPr>
+                <w:rFonts w:ascii="Segoe UI" w:eastAsia="Arial" w:hAnsi="Segoe UI" w:cs="Segoe UI"/>
+                <w:color w:val="101820"/>
+                <w:sz w:val="16"/>
+                <w:szCs w:val="16"/>
+              </w:rPr>
+              <w:t xml:space="preserve">Open</w:t>
+            </w:r>
+          </w:p>
+        </w:tc>
+      </w:tr>
+      <w:tr>
+        <w:trPr>
+          <w:cantSplit/>
+          <w:trHeight w:val="449"/>
+        </w:trPr>
+        <w:tc>
+          <w:tcPr>
+            <w:tcW w:w="972" w:type="dxa"/>
+            <w:vAlign w:val="top"/>
+          </w:tcPr>
+          <w:p>
+            <w:pPr>
+              <w:spacing w:before="60"/>
+              <w:jc w:val="center"/>
+              <w:rPr>
+                <w:rFonts w:ascii="Segoe UI" w:eastAsia="Arial" w:hAnsi="Segoe UI" w:cs="Segoe UI"/>
+                <w:color w:val="101820"/>
+                <w:sz w:val="16"/>
+                <w:szCs w:val="16"/>
+              </w:rPr>
+            </w:pPr>
+            <w:r>
+              <w:rPr>
+                <w:rFonts w:ascii="Segoe UI" w:eastAsia="Arial" w:hAnsi="Segoe UI" w:cs="Segoe UI"/>
+                <w:color w:val="101820"/>
+                <w:sz w:val="16"/>
+                <w:szCs w:val="16"/>
+              </w:rPr>
+              <w:t xml:space="preserve">7</w:t>
+            </w:r>
+          </w:p>
+        </w:tc>
+        <w:tc>
+          <w:tcPr>
+            <w:tcW w:w="4822" w:type="dxa"/>
+            <w:vAlign w:val="top"/>
+          </w:tcPr>
+          <w:p>
+            <w:pPr>
+              <w:spacing w:before="60"/>
+              <w:jc w:val="left"/>
+              <w:rPr>
+                <w:rFonts w:ascii="Segoe UI" w:eastAsia="Arial" w:hAnsi="Segoe UI" w:cs="Segoe UI"/>
+                <w:color w:val="101820"/>
+                <w:sz w:val="16"/>
+                <w:szCs w:val="16"/>
+              </w:rPr>
+            </w:pPr>
+            <w:r>
+              <w:rPr>
+                <w:rFonts w:ascii="Segoe UI" w:eastAsia="Arial" w:hAnsi="Segoe UI" w:cs="Segoe UI"/>
+                <w:color w:val="101820"/>
+                <w:sz w:val="16"/>
+                <w:szCs w:val="16"/>
+              </w:rPr>
               <w:t xml:space="preserve">Workload assumptions W-1 to W-7 confirmed against VETC data</w:t>
             </w:r>
           </w:p>
         </w:tc>
         <w:tc>
           <w:tcPr>
-            <w:tcW w:w="2256" w:type="dxa"/>
+            <w:tcW w:w="2261" w:type="dxa"/>
             <w:vAlign w:val="top"/>
           </w:tcPr>
           <w:p>
